--- a/Checkins/CheckinReport v0.4.1_5April2018.docx
+++ b/Checkins/CheckinReport v0.4.1_5April2018.docx
@@ -12,6 +12,8 @@
       <w:r>
         <w:t>5</w:t>
       </w:r>
+      <w:bookmarkStart w:id="0" w:name="_GoBack"/>
+      <w:bookmarkEnd w:id="0"/>
       <w:r>
         <w:t>, 2018</w:t>
       </w:r>
@@ -34,10 +36,7 @@
         <w:t xml:space="preserve"> SE</w:t>
       </w:r>
     </w:p>
-    <w:p>
-      <w:bookmarkStart w:id="0" w:name="_GoBack"/>
-      <w:bookmarkEnd w:id="0"/>
-    </w:p>
+    <w:p/>
     <w:p>
       <w:pPr>
         <w:rPr>
@@ -75,7 +74,7 @@
         <w:t xml:space="preserve">CHECK-IN/HASH (from bitbucket.org) </w:t>
       </w:r>
       <w:r>
-        <w:t>23cb734e83</w:t>
+        <w:t>408b5e4339</w:t>
       </w:r>
     </w:p>
     <w:p/>
